--- a/Supplementary_Information_refocused.docx
+++ b/Supplementary_Information_refocused.docx
@@ -1219,7 +1219,7 @@
         <w:jc w:val="left"/>
       </w:pPr>
       <w:r>
-        <w:t>The v2.4.0 Zenodo archive preserves the earlier analyses in its current folder. Archived Figures 3 and 4 correspond to Figures 4 and 5 in this manuscript, while archived Figure 5 corresponds to Supplementary Figure S8. The current Figure 3 displays external blood donor scores. Supplementary Data 4 contains the subsequent external nerve analysis and Figure S9. Supplementary Data 5 contains the external blood analyses, Figures 1 and 3, Figures S10 and S11, and a source index. Supplementary Data 6 contains the macrophage composition analysis and Figure S12. The accompanying package supplies these extensions to the frozen archive, together with final display scripts and an updated figure source index.</w:t>
+        <w:t>The Zenodo v2.5.0 archive contains the current manuscript, figures, source data and analysis code. Supplementary Data 2 preserves the earlier analysis package. In that package, Figures 3 and 4 correspond to Figures 4 and 5 in this manuscript, while Figure 5 corresponds to Supplementary Figure S8. The current Figure 3 displays external blood donor scores. Supplementary Data 4 contains the external nerve analysis and Figure S9. Supplementary Data 5 contains the external blood analyses, Figures 1 and 3, Figures S10 and S11, and a source index. Supplementary Data 6 contains the macrophage composition analysis and Figure S12. Final display scripts and an updated figure source index are included in the archive.</w:t>
       </w:r>
     </w:p>
     <w:p>
@@ -1238,7 +1238,7 @@
           <w:color w:val="000000"/>
           <w:sz w:val="22"/>
         </w:rPr>
-        <w:t>https://doi.org/10.5281/zenodo.22885750</w:t>
+        <w:t>https://doi.org/10.5281/zenodo.22996923</w:t>
       </w:r>
     </w:p>
     <w:p>
